--- a/media/R4444/output_dir/被测软件接口.docx
+++ b/media/R4444/output_dir/被测软件接口.docx
@@ -16,7 +16,7 @@
         <w:rPr>
           <w:szCs w:val="24"/>
         </w:rPr>
-        <w:t xml:space="preserve">测试项目</w:t>
+        <w:t xml:space="preserve">测试项目【勿删】</w:t>
       </w:r>
       <w:r>
         <w:rPr>
@@ -43,7 +43,7 @@
         <w:rPr>
           <w:szCs w:val="24"/>
         </w:rPr>
-        <w:t xml:space="preserve">测试项目</w:t>
+        <w:t xml:space="preserve">测试项目【勿删】</w:t>
       </w:r>
       <w:r>
         <w:rPr>
@@ -187,7 +187,7 @@
         <w:rPr>
           <w:szCs w:val="24"/>
         </w:rPr>
-        <w:t xml:space="preserve">测试项目</w:t>
+        <w:t xml:space="preserve">测试项目【勿删】</w:t>
       </w:r>
       <w:r>
         <w:t>软件外部接口图</w:t>
